--- a/论文/重构工作区/06_投稿包/最新版论文4.16.docx
+++ b/论文/重构工作区/06_投稿包/最新版论文4.16.docx
@@ -6,7 +6,6 @@
       <w:pPr>
         <w:jc w:val="center"/>
         <w:rPr>
-          <w:rFonts w:hint="eastAsia"/>
           <w:lang w:eastAsia="zh-CN"/>
         </w:rPr>
       </w:pPr>
@@ -241,7 +240,6 @@
         <w:spacing w:after="40"/>
         <w:ind w:firstLine="420"/>
         <w:rPr>
-          <w:rFonts w:hint="eastAsia"/>
           <w:lang w:eastAsia="zh-CN"/>
         </w:rPr>
       </w:pPr>
@@ -281,7 +279,6 @@
         <w:spacing w:after="40"/>
         <w:ind w:firstLine="420"/>
         <w:rPr>
-          <w:rFonts w:hint="eastAsia"/>
           <w:lang w:eastAsia="zh-CN"/>
         </w:rPr>
       </w:pPr>
@@ -357,7 +354,6 @@
         <w:spacing w:after="40"/>
         <w:ind w:firstLine="420"/>
         <w:rPr>
-          <w:rFonts w:hint="eastAsia"/>
           <w:lang w:eastAsia="zh-CN"/>
         </w:rPr>
       </w:pPr>
@@ -374,7 +370,6 @@
         <w:spacing w:after="40"/>
         <w:ind w:firstLine="420"/>
         <w:rPr>
-          <w:rFonts w:hint="eastAsia"/>
           <w:lang w:eastAsia="zh-CN"/>
         </w:rPr>
       </w:pPr>
@@ -391,7 +386,6 @@
         <w:spacing w:after="40"/>
         <w:ind w:firstLine="420"/>
         <w:rPr>
-          <w:rFonts w:hint="eastAsia"/>
           <w:lang w:eastAsia="zh-CN"/>
         </w:rPr>
       </w:pPr>
@@ -487,7 +481,6 @@
         <w:spacing w:after="40"/>
         <w:ind w:firstLine="420"/>
         <w:rPr>
-          <w:rFonts w:hint="eastAsia"/>
           <w:lang w:eastAsia="zh-CN"/>
         </w:rPr>
       </w:pPr>
@@ -499,21 +492,12 @@
         <w:lastRenderedPageBreak/>
         <w:t>标协同规划模型，形成多模式候选方案生成与比选机制；结合研究区案例，对参数场构建结果、</w:t>
       </w:r>
-      <w:proofErr w:type="spellStart"/>
       <w:r>
         <w:rPr>
           <w:rFonts w:hint="eastAsia"/>
           <w:lang w:eastAsia="zh-CN"/>
         </w:rPr>
-        <w:t>ODI</w:t>
-      </w:r>
-      <w:proofErr w:type="spellEnd"/>
-      <w:r>
-        <w:rPr>
-          <w:rFonts w:hint="eastAsia"/>
-          <w:lang w:eastAsia="zh-CN"/>
-        </w:rPr>
-        <w:t xml:space="preserve"> </w:t>
+        <w:t xml:space="preserve">ODI </w:t>
       </w:r>
       <w:r>
         <w:rPr>
@@ -604,7 +588,6 @@
         <w:spacing w:after="40"/>
         <w:ind w:firstLine="420"/>
         <w:rPr>
-          <w:rFonts w:hint="eastAsia"/>
           <w:lang w:eastAsia="zh-CN"/>
         </w:rPr>
       </w:pPr>
@@ -642,7 +625,6 @@
         <w:spacing w:after="40"/>
         <w:ind w:firstLine="420"/>
         <w:rPr>
-          <w:rFonts w:hint="eastAsia"/>
           <w:lang w:eastAsia="zh-CN"/>
         </w:rPr>
       </w:pPr>
@@ -899,7 +881,6 @@
       <w:pPr>
         <w:spacing w:after="40"/>
         <w:rPr>
-          <w:rFonts w:hint="eastAsia"/>
           <w:lang w:eastAsia="zh-CN"/>
         </w:rPr>
       </w:pPr>
@@ -3646,7 +3627,6 @@
       <w:pPr>
         <w:spacing w:before="120" w:after="60"/>
         <w:rPr>
-          <w:rFonts w:hint="eastAsia"/>
           <w:lang w:eastAsia="zh-CN"/>
         </w:rPr>
       </w:pPr>
@@ -3674,7 +3654,7 @@
         <w:spacing w:after="40"/>
         <w:ind w:firstLine="420"/>
         <w:rPr>
-          <w:rFonts w:ascii="宋体" w:hAnsi="宋体"/>
+          <w:rFonts w:ascii="宋体" w:hAnsi="宋体" w:hint="eastAsia"/>
           <w:lang w:eastAsia="zh-CN"/>
         </w:rPr>
       </w:pPr>
@@ -3691,7 +3671,7 @@
         <w:spacing w:after="40"/>
         <w:ind w:firstLine="420"/>
         <w:rPr>
-          <w:rFonts w:ascii="宋体" w:hAnsi="宋体"/>
+          <w:rFonts w:ascii="宋体" w:hAnsi="宋体" w:hint="eastAsia"/>
           <w:lang w:eastAsia="zh-CN"/>
         </w:rPr>
       </w:pPr>
@@ -4108,7 +4088,7 @@
         <w:spacing w:after="40"/>
         <w:ind w:firstLine="420"/>
         <w:rPr>
-          <w:rFonts w:ascii="宋体" w:hAnsi="宋体"/>
+          <w:rFonts w:ascii="宋体" w:hAnsi="宋体" w:hint="eastAsia"/>
           <w:lang w:eastAsia="zh-CN"/>
         </w:rPr>
       </w:pPr>
@@ -4285,7 +4265,7 @@
         <w:spacing w:after="40"/>
         <w:ind w:firstLine="420"/>
         <w:rPr>
-          <w:rFonts w:ascii="宋体" w:hAnsi="宋体"/>
+          <w:rFonts w:ascii="宋体" w:hAnsi="宋体" w:hint="eastAsia"/>
           <w:lang w:eastAsia="zh-CN"/>
         </w:rPr>
       </w:pPr>
@@ -4346,7 +4326,7 @@
         <w:spacing w:after="40"/>
         <w:ind w:firstLine="420"/>
         <w:rPr>
-          <w:rFonts w:ascii="宋体" w:hAnsi="宋体"/>
+          <w:rFonts w:ascii="宋体" w:hAnsi="宋体" w:hint="eastAsia"/>
           <w:lang w:eastAsia="zh-CN"/>
         </w:rPr>
       </w:pPr>
@@ -4412,7 +4392,7 @@
         <w:spacing w:after="40"/>
         <w:ind w:firstLine="420"/>
         <w:rPr>
-          <w:rFonts w:ascii="宋体" w:hAnsi="宋体"/>
+          <w:rFonts w:ascii="宋体" w:hAnsi="宋体" w:hint="eastAsia"/>
           <w:lang w:eastAsia="zh-CN"/>
         </w:rPr>
       </w:pPr>
@@ -4429,7 +4409,7 @@
         <w:spacing w:after="40"/>
         <w:ind w:firstLine="420"/>
         <w:rPr>
-          <w:rFonts w:ascii="宋体" w:hAnsi="宋体"/>
+          <w:rFonts w:ascii="宋体" w:hAnsi="宋体" w:hint="eastAsia"/>
           <w:lang w:eastAsia="zh-CN"/>
         </w:rPr>
       </w:pPr>
@@ -4492,12 +4472,21 @@
       <w:pPr>
         <w:spacing w:before="120" w:after="60"/>
         <w:rPr>
+          <w:rFonts w:ascii="宋体" w:hAnsi="宋体" w:hint="eastAsia"/>
+          <w:b/>
+          <w:sz w:val="22"/>
+          <w:lang w:eastAsia="zh-CN"/>
+        </w:rPr>
+      </w:pPr>
+      <w:r>
+        <w:rPr>
           <w:rFonts w:ascii="宋体" w:hAnsi="宋体"/>
           <w:b/>
           <w:sz w:val="22"/>
           <w:lang w:eastAsia="zh-CN"/>
         </w:rPr>
-      </w:pPr>
+        <w:t xml:space="preserve">1.4 </w:t>
+      </w:r>
       <w:r>
         <w:rPr>
           <w:rFonts w:ascii="宋体" w:hAnsi="宋体"/>
@@ -4505,15 +4494,6 @@
           <w:sz w:val="22"/>
           <w:lang w:eastAsia="zh-CN"/>
         </w:rPr>
-        <w:t xml:space="preserve">1.4 </w:t>
-      </w:r>
-      <w:r>
-        <w:rPr>
-          <w:rFonts w:ascii="宋体" w:hAnsi="宋体"/>
-          <w:b/>
-          <w:sz w:val="22"/>
-          <w:lang w:eastAsia="zh-CN"/>
-        </w:rPr>
         <w:t>方案传递与评价流程</w:t>
       </w:r>
     </w:p>
@@ -4522,7 +4502,7 @@
         <w:spacing w:after="40"/>
         <w:ind w:firstLine="420"/>
         <w:rPr>
-          <w:rFonts w:ascii="宋体" w:hAnsi="宋体"/>
+          <w:rFonts w:ascii="宋体" w:hAnsi="宋体" w:hint="eastAsia"/>
           <w:lang w:eastAsia="zh-CN"/>
         </w:rPr>
       </w:pPr>
@@ -4539,7 +4519,7 @@
         <w:spacing w:after="40"/>
         <w:ind w:firstLine="420"/>
         <w:rPr>
-          <w:rFonts w:ascii="宋体" w:hAnsi="宋体"/>
+          <w:rFonts w:ascii="宋体" w:hAnsi="宋体" w:hint="eastAsia"/>
           <w:lang w:eastAsia="zh-CN"/>
         </w:rPr>
       </w:pPr>
@@ -4556,7 +4536,7 @@
         <w:spacing w:after="40"/>
         <w:ind w:firstLine="420"/>
         <w:rPr>
-          <w:rFonts w:ascii="宋体" w:hAnsi="宋体"/>
+          <w:rFonts w:ascii="宋体" w:hAnsi="宋体" w:hint="eastAsia"/>
           <w:lang w:eastAsia="zh-CN"/>
         </w:rPr>
       </w:pPr>
@@ -4610,7 +4590,6 @@
         <w:spacing w:after="40"/>
         <w:ind w:firstLine="420"/>
         <w:rPr>
-          <w:rFonts w:hint="eastAsia"/>
           <w:lang w:eastAsia="zh-CN"/>
         </w:rPr>
       </w:pPr>
@@ -5484,7 +5463,6 @@
         <w:spacing w:after="40"/>
         <w:ind w:firstLine="420"/>
         <w:rPr>
-          <w:rFonts w:hint="eastAsia"/>
           <w:lang w:eastAsia="zh-CN"/>
         </w:rPr>
       </w:pPr>
@@ -5656,7 +5634,6 @@
         <w:spacing w:after="40"/>
         <w:ind w:firstLine="420"/>
         <w:rPr>
-          <w:rFonts w:hint="eastAsia"/>
           <w:lang w:eastAsia="zh-CN"/>
         </w:rPr>
       </w:pPr>
@@ -6173,7 +6150,6 @@
         <w:spacing w:after="40"/>
         <w:ind w:firstLine="420"/>
         <w:rPr>
-          <w:rFonts w:hint="eastAsia"/>
           <w:lang w:eastAsia="zh-CN"/>
         </w:rPr>
       </w:pPr>
@@ -6314,7 +6290,7 @@
         <w:spacing w:after="40"/>
         <w:ind w:firstLine="420"/>
         <w:rPr>
-          <w:rFonts w:ascii="宋体" w:hAnsi="宋体"/>
+          <w:rFonts w:ascii="宋体" w:hAnsi="宋体" w:hint="eastAsia"/>
           <w:lang w:eastAsia="zh-CN"/>
         </w:rPr>
       </w:pPr>
@@ -6455,7 +6431,6 @@
         <w:spacing w:after="40"/>
         <w:ind w:firstLine="420"/>
         <w:rPr>
-          <w:rFonts w:hint="eastAsia"/>
           <w:lang w:eastAsia="zh-CN"/>
         </w:rPr>
       </w:pPr>
@@ -6476,57 +6451,6 @@
           <w:lang w:eastAsia="zh-CN"/>
         </w:rPr>
         <w:t>风险表征、四模式候选规划与后续评价链路展开，以检验本文提出的采区多目标协同规划方法是否能够在统一对象体系下实现从输入组织到结果传递的整体贯通。</w:t>
-      </w:r>
-    </w:p>
-    <w:p>
-      <w:pPr>
-        <w:spacing w:after="40"/>
-        <w:jc w:val="center"/>
-        <w:rPr>
-          <w:highlight w:val="yellow"/>
-        </w:rPr>
-      </w:pPr>
-      <w:r>
-        <w:rPr>
-          <w:noProof/>
-          <w:highlight w:val="yellow"/>
-        </w:rPr>
-        <w:lastRenderedPageBreak/>
-        <w:drawing>
-          <wp:inline distT="0" distB="0" distL="0" distR="0" wp14:anchorId="7ABFFECA" wp14:editId="329E74CF">
-            <wp:extent cx="6263640" cy="3706954"/>
-            <wp:effectExtent l="0" t="0" r="0" b="0"/>
-            <wp:docPr id="4" name="Picture 4"/>
-            <wp:cNvGraphicFramePr>
-              <a:graphicFrameLocks xmlns:a="http://schemas.openxmlformats.org/drawingml/2006/main" noChangeAspect="1"/>
-            </wp:cNvGraphicFramePr>
-            <a:graphic xmlns:a="http://schemas.openxmlformats.org/drawingml/2006/main">
-              <a:graphicData uri="http://schemas.openxmlformats.org/drawingml/2006/picture">
-                <pic:pic xmlns:pic="http://schemas.openxmlformats.org/drawingml/2006/picture">
-                  <pic:nvPicPr>
-                    <pic:cNvPr id="0" name="图2_煤层厚度插值热力图.png"/>
-                    <pic:cNvPicPr/>
-                  </pic:nvPicPr>
-                  <pic:blipFill>
-                    <a:blip r:embed="rId6"/>
-                    <a:stretch>
-                      <a:fillRect/>
-                    </a:stretch>
-                  </pic:blipFill>
-                  <pic:spPr>
-                    <a:xfrm>
-                      <a:off x="0" y="0"/>
-                      <a:ext cx="6263640" cy="3706954"/>
-                    </a:xfrm>
-                    <a:prstGeom prst="rect">
-                      <a:avLst/>
-                    </a:prstGeom>
-                  </pic:spPr>
-                </pic:pic>
-              </a:graphicData>
-            </a:graphic>
-          </wp:inline>
-        </w:drawing>
       </w:r>
     </w:p>
     <w:p>
@@ -6603,6 +6527,7 @@
           <w:rFonts w:ascii="宋体" w:hAnsi="宋体" w:hint="eastAsia"/>
           <w:lang w:eastAsia="zh-CN"/>
         </w:rPr>
+        <w:lastRenderedPageBreak/>
         <w:t>从样例结果看，煤层厚度总体处于2.8～4.8 m 范围内，局部区域呈现相对高值集聚，另一些区域则表现为较低厚度水平。对于采区规划而言，这种空间异质性具有直接工程意义：厚度较高区域往往对应更高的资源价值和布置吸引力，而厚度较低区域在资源回收优先或综合权衡模式下可能处于不利位置。因此，参数场的引入不仅提高了规划结果对地质差异的感知能力，也使资源回收评价具备了空间分布基础。与仅基于边界几何做均匀布置的方式相比，参数场驱动下的规划结果更能体现地质属性差异对方案优选的实际影响。</w:t>
       </w:r>
     </w:p>
@@ -6643,15 +6568,7 @@
           <w:rFonts w:ascii="宋体" w:hAnsi="宋体" w:hint="eastAsia"/>
           <w:lang w:eastAsia="zh-CN"/>
         </w:rPr>
-        <w:t>此外，参数场的构建还为 ODI 风险表征提供了空间载体。由于多场景风险组织需要在统一空间参照下叠置分析，边界、钻孔、参数场和后续扰动结果之间必须共享同一坐标体系和同一布置域。研究区案例表明，参数场构建完成后，采区边界、钻孔位置与属性分布之间已经建立起稳定映射关系，这为后续多场景 ODI 风险</w:t>
-      </w:r>
-      <w:r>
-        <w:rPr>
-          <w:rFonts w:ascii="宋体" w:hAnsi="宋体" w:hint="eastAsia"/>
-          <w:lang w:eastAsia="zh-CN"/>
-        </w:rPr>
-        <w:lastRenderedPageBreak/>
-        <w:t>场的生成和候选方案的空间比较奠定了基础。由此可见，连续参数场在本文方法链中发挥的是承上启下的作用：向上承接离散地质输入，向下支撑风险约束、方案评价与对象传递。</w:t>
+        <w:t>此外，参数场的构建还为 ODI 风险表征提供了空间载体。由于多场景风险组织需要在统一空间参照下叠置分析，边界、钻孔、参数场和后续扰动结果之间必须共享同一坐标体系和同一布置域。研究区案例表明，参数场构建完成后，采区边界、钻孔位置与属性分布之间已经建立起稳定映射关系，这为后续多场景 ODI 风险场的生成和候选方案的空间比较奠定了基础。由此可见，连续参数场在本文方法链中发挥的是承上启下的作用：向上承接离散地质输入，向下支撑风险约束、方案评价与对象传递。</w:t>
       </w:r>
     </w:p>
     <w:p>
@@ -6679,7 +6596,7 @@
                     <pic:cNvPicPr/>
                   </pic:nvPicPr>
                   <pic:blipFill>
-                    <a:blip r:embed="rId7"/>
+                    <a:blip r:embed="rId8"/>
                     <a:stretch>
                       <a:fillRect/>
                     </a:stretch>
@@ -6771,7 +6688,15 @@
           <w:rFonts w:ascii="宋体" w:hAnsi="宋体" w:hint="eastAsia"/>
           <w:lang w:eastAsia="zh-CN"/>
         </w:rPr>
-        <w:t>采区规划中的风险约束并非来源于单一判据，而是通常表现为地表沉陷、含水层扰动和上行开采等多场景下覆岩扰动的综合影响。若不同风险场景分别以各自判据独立参与规划，容易造成约束尺度不统一、比较依据不一致以及中间结果难以复用的问题。为此，本文引入 ODI 作为统一风险组织接口，将异构风险结果归一到同一尺度下，以支撑不同场景风险在同一规划框架中的统一表达、比较与传递。</w:t>
+        <w:t>采区规划中的风险约束并非来源于单一判据，而是通常表现为地表沉陷、含水层扰动和上行开采等多场景下覆岩扰动的综合影响。若不同风险场景分别以各自判据独立参与规划，容易造成约束尺度不统一、比较依据</w:t>
+      </w:r>
+      <w:r>
+        <w:rPr>
+          <w:rFonts w:ascii="宋体" w:hAnsi="宋体" w:hint="eastAsia"/>
+          <w:lang w:eastAsia="zh-CN"/>
+        </w:rPr>
+        <w:lastRenderedPageBreak/>
+        <w:t>不一致以及中间结果难以复用的问题。为此，本文引入 ODI 作为统一风险组织接口，将异构风险结果归一到同一尺度下，以支撑不同场景风险在同一规划框架中的统一表达、比较与传递。</w:t>
       </w:r>
     </w:p>
     <w:p>
@@ -6788,23 +6713,7 @@
           <w:rFonts w:ascii="宋体" w:hAnsi="宋体" w:hint="eastAsia"/>
           <w:lang w:eastAsia="zh-CN"/>
         </w:rPr>
-        <w:t xml:space="preserve">从研究区样例结果看，基于 </w:t>
-      </w:r>
-      <w:proofErr w:type="spellStart"/>
-      <w:r>
-        <w:rPr>
-          <w:rFonts w:ascii="宋体" w:hAnsi="宋体" w:hint="eastAsia"/>
-          <w:lang w:eastAsia="zh-CN"/>
-        </w:rPr>
-        <w:t>export_package</w:t>
-      </w:r>
-      <w:proofErr w:type="spellEnd"/>
-      <w:r>
-        <w:rPr>
-          <w:rFonts w:ascii="宋体" w:hAnsi="宋体" w:hint="eastAsia"/>
-          <w:lang w:eastAsia="zh-CN"/>
-        </w:rPr>
-        <w:t xml:space="preserve"> 批量导出的多场景 ODI 结果已经能够形成相互对应的空间风险分布图件，并在同一研究区边界、钻孔参照和色标口径下进行表达。当前样例中，地表沉陷、含水层扰动、采掘接续相关风险以及全覆岩综合扰动等结果均可组织为 ODI 风险图。这说明 ODI 已不再停留于概念定义阶段，而是进入了可计算、可导出、可比较的规划应用阶段。对于论文论证而言，这组结果支撑的不是“存在多个风险场景”这一常识性结论，而是“多场景风险已被统一组织为规划链路中的同类对象”这一更关键的对象链结论。</w:t>
+        <w:t>从研究区样例结果看，基于 export_package 批量导出的多场景 ODI 结果已经能够形成相互对应的空间风险分布图件，并在同一研究区边界、钻孔参照和色标口径下进行表达。当前样例中，地表沉陷、含水层扰动、采掘接续相关风险以及全覆岩综合扰动等结果均可组织为 ODI 风险图。这说明 ODI 已不再停留于概念定义阶段，而是进入了可计算、可导出、可比较的规划应用阶段。对于论文论证而言，这组结果支撑的不是“存在多个风险场景”这一常识性结论，而是“多场景风险已被统一组织为规划链路中的同类对象”这一更关键的对象链结论。</w:t>
       </w:r>
     </w:p>
     <w:p>
@@ -6821,15 +6730,7 @@
           <w:rFonts w:ascii="宋体" w:hAnsi="宋体" w:hint="eastAsia"/>
           <w:lang w:eastAsia="zh-CN"/>
         </w:rPr>
-        <w:t xml:space="preserve">从风险分布特征看，不同场景下的 ODI 高值区和低值区并不完全一致，这表明单一风险判据难以全面反映采区规划中的覆岩扰动特征。地表沉陷场景更偏向于表征采动引起的地表影响范围与强度变化，含水层扰动场景则更强调导水裂隙带发育和含水层受扰风险，上行开采场景则更关注上覆开采扰动条件下的可行性与安全边界。若将这些场景割裂分析，则在方案比较时往往需要面对不同指标、不同量纲和不同阈值标准；而 ODI </w:t>
-      </w:r>
-      <w:r>
-        <w:rPr>
-          <w:rFonts w:ascii="宋体" w:hAnsi="宋体" w:hint="eastAsia"/>
-          <w:lang w:eastAsia="zh-CN"/>
-        </w:rPr>
-        <w:lastRenderedPageBreak/>
-        <w:t>的引入，则使多场景风险可以通过统一的归一化指标在同一候选方案池上进行比较。由此，风险信息能够由“分散判断”转化为“统一约束”。</w:t>
+        <w:t>从风险分布特征看，不同场景下的 ODI 高值区和低值区并不完全一致，这表明单一风险判据难以全面反映采区规划中的覆岩扰动特征。地表沉陷场景更偏向于表征采动引起的地表影响范围与强度变化，含水层扰动场景则更强调导水裂隙带发育和含水层受扰风险，上行开采场景则更关注上覆开采扰动条件下的可行性与安全边界。若将这些场景割裂分析，则在方案比较时往往需要面对不同指标、不同量纲和不同阈值标准；而 ODI 的引入，则使多场景风险可以通过统一的归一化指标在同一候选方案池上进行比较。由此，风险信息能够由“分散判断”转化为“统一约束”。</w:t>
       </w:r>
     </w:p>
     <w:p>
@@ -6854,7 +6755,7 @@
         <w:spacing w:after="40"/>
         <w:ind w:firstLine="420"/>
         <w:rPr>
-          <w:rFonts w:ascii="宋体" w:hAnsi="宋体"/>
+          <w:rFonts w:ascii="宋体" w:hAnsi="宋体" w:hint="eastAsia"/>
           <w:lang w:eastAsia="zh-CN"/>
         </w:rPr>
       </w:pPr>
@@ -6905,7 +6806,6 @@
       <w:pPr>
         <w:spacing w:before="120" w:after="60"/>
         <w:rPr>
-          <w:rFonts w:hint="eastAsia"/>
           <w:lang w:eastAsia="zh-CN"/>
         </w:rPr>
       </w:pPr>
@@ -6933,7 +6833,7 @@
         <w:spacing w:after="40"/>
         <w:ind w:firstLine="420"/>
         <w:rPr>
-          <w:rFonts w:ascii="宋体" w:hAnsi="宋体"/>
+          <w:rFonts w:ascii="宋体" w:hAnsi="宋体" w:hint="eastAsia"/>
           <w:lang w:eastAsia="zh-CN"/>
         </w:rPr>
       </w:pPr>
@@ -6950,7 +6850,7 @@
         <w:spacing w:after="40"/>
         <w:ind w:firstLine="420"/>
         <w:rPr>
-          <w:rFonts w:ascii="宋体" w:hAnsi="宋体"/>
+          <w:rFonts w:ascii="宋体" w:hAnsi="宋体" w:hint="eastAsia"/>
           <w:lang w:eastAsia="zh-CN"/>
         </w:rPr>
       </w:pPr>
@@ -6967,7 +6867,7 @@
         <w:spacing w:after="40"/>
         <w:ind w:firstLine="420"/>
         <w:rPr>
-          <w:rFonts w:ascii="宋体" w:hAnsi="宋体"/>
+          <w:rFonts w:ascii="宋体" w:hAnsi="宋体" w:hint="eastAsia"/>
           <w:lang w:eastAsia="zh-CN"/>
         </w:rPr>
       </w:pPr>
@@ -7019,6 +6919,7 @@
           <w:rFonts w:ascii="宋体" w:hAnsi="宋体" w:hint="eastAsia"/>
           <w:lang w:eastAsia="zh-CN"/>
         </w:rPr>
+        <w:lastRenderedPageBreak/>
         <w:t>从四模式的含义看，工程效率优先模式更强调工作面连续性、巷道组织便利性和几何可实施性，适用于优先保证布置效率与施工便利的决策场景；资源回收优先模式在参数场基础上强化厚度分布与可采价值较高区域的优先级，更适用于强调资源利用水平的情形；覆岩扰动优先模式则以 ODI 均值、高分位值及超限暴露比例等指标为核心，倾向于降低规划对象在高风险区内的暴露程度；综合权衡模式则在上述3类目标之间进行统一权衡，更接近工程实践中多目标并行比较、人工与算法协同决策的实际需求。4种模式的设置使规划结果不再是“唯一答案”，而成为满足不同偏好的候选方案集合。</w:t>
       </w:r>
     </w:p>
@@ -7044,16 +6945,15 @@
         <w:spacing w:after="40"/>
         <w:ind w:firstLine="420"/>
         <w:rPr>
-          <w:rFonts w:ascii="宋体" w:hAnsi="宋体"/>
-          <w:lang w:eastAsia="zh-CN"/>
-        </w:rPr>
-      </w:pPr>
-      <w:r>
-        <w:rPr>
           <w:rFonts w:ascii="宋体" w:hAnsi="宋体" w:hint="eastAsia"/>
           <w:lang w:eastAsia="zh-CN"/>
         </w:rPr>
-        <w:lastRenderedPageBreak/>
+      </w:pPr>
+      <w:r>
+        <w:rPr>
+          <w:rFonts w:ascii="宋体" w:hAnsi="宋体" w:hint="eastAsia"/>
+          <w:lang w:eastAsia="zh-CN"/>
+        </w:rPr>
         <w:t>同时也应看到，当前样例级结果仍主要服务于方法链和对象链贯通性证明，尚未形成“真实矿井基线方案—本文方法方案”的系统对照。因此，本节结果更适合表述为：所提方法已经能够在研究区约束条件下形成结构化布局对象，并支持多模式方案比选；但其相对于传统流程或人工经验方案的优越性幅度，仍有待后续在实矿案例中通过统一指标体系进一步量化。这样的口径既能保持论文结论与现有证据一致，也为后续实证深化预留空间</w:t>
       </w:r>
       <w:r>
@@ -7067,12 +6967,166 @@
     <w:p>
       <w:pPr>
         <w:spacing w:before="120" w:after="60"/>
+        <w:rPr>
+          <w:rFonts w:ascii="宋体" w:hAnsi="宋体" w:hint="eastAsia"/>
+          <w:b/>
+          <w:sz w:val="22"/>
+          <w:lang w:eastAsia="zh-CN"/>
+        </w:rPr>
+      </w:pPr>
+      <w:r>
+        <w:rPr>
+          <w:rFonts w:ascii="宋体" w:hAnsi="宋体" w:hint="eastAsia"/>
+          <w:b/>
+          <w:sz w:val="22"/>
+          <w:lang w:eastAsia="zh-CN"/>
+        </w:rPr>
+        <w:t>3</w:t>
+      </w:r>
+      <w:r>
         <w:rPr>
           <w:rFonts w:ascii="宋体" w:hAnsi="宋体"/>
           <w:b/>
           <w:sz w:val="22"/>
           <w:lang w:eastAsia="zh-CN"/>
         </w:rPr>
+        <w:t>.3 规划结果向采掘接续与工程经济评价的传递</w:t>
+      </w:r>
+    </w:p>
+    <w:p>
+      <w:pPr>
+        <w:spacing w:after="40"/>
+        <w:ind w:firstLine="420"/>
+        <w:rPr>
+          <w:rFonts w:ascii="宋体" w:hAnsi="宋体" w:hint="eastAsia"/>
+          <w:lang w:eastAsia="zh-CN"/>
+        </w:rPr>
+      </w:pPr>
+      <w:r>
+        <w:rPr>
+          <w:rFonts w:ascii="宋体" w:hAnsi="宋体"/>
+          <w:lang w:eastAsia="zh-CN"/>
+        </w:rPr>
+        <w:t>本文方法的重要特点之一，在于不把采区规划的几何布局视为终点，而是强调规划结果在采掘接续和工程经济评价环节中的持续传递。传统流程中，规划、接续与经济分析往往属于相互割裂的阶段性工作，空间布局结果需要经过人工转抄、再次建模或经验解释后才能进入下游环节，既增加重复劳动，也削弱了中间结果的可复用性。研究区样例表明，本文生成的工作面和巷道对象已经能够继续进入接续分析和经济评价过程，从而形成由空间对象到生产组织对象的连续传递链。</w:t>
+      </w:r>
+    </w:p>
+    <w:p>
+      <w:pPr>
+        <w:spacing w:after="40"/>
+        <w:ind w:firstLine="420"/>
+        <w:rPr>
+          <w:rFonts w:ascii="宋体" w:hAnsi="宋体" w:hint="eastAsia"/>
+          <w:lang w:eastAsia="zh-CN"/>
+        </w:rPr>
+      </w:pPr>
+      <w:r>
+        <w:rPr>
+          <w:rFonts w:ascii="宋体" w:hAnsi="宋体"/>
+          <w:lang w:eastAsia="zh-CN"/>
+        </w:rPr>
+        <w:t>在采掘接续层面，规划阶段形成的工作面边界、巷道结构和推进关系可进一步映射为接续任务对象，并围绕产量、风险和工期构建候选接续方案。当前样例结果已经给出了由采区规划空间结果向采掘接续空间结果的传递路径，说明规划阶段形成的对象并不是静态终点，而是后续组织与评价的上游输入。相较于只在规划模块内停留的方案结果，这种“对象可传递、链路可延伸”的特征更符合工程实际中由布局设计向组织实施逐步推进的决策过程。对于论文论证而言，这一部分支撑了本文“规划—接续”一体化方法链的核心命题。</w:t>
+      </w:r>
+    </w:p>
+    <w:p>
+      <w:pPr>
+        <w:spacing w:after="40"/>
+        <w:ind w:firstLine="420"/>
+        <w:rPr>
+          <w:rFonts w:ascii="宋体" w:hAnsi="宋体" w:hint="eastAsia"/>
+          <w:lang w:eastAsia="zh-CN"/>
+        </w:rPr>
+      </w:pPr>
+      <w:r>
+        <w:rPr>
+          <w:rFonts w:ascii="宋体" w:hAnsi="宋体"/>
+          <w:lang w:eastAsia="zh-CN"/>
+        </w:rPr>
+        <w:t>在调控层面，规划结果还可进一步转化为工作面级控制变量，并通过采高、工作面宽度或区段煤柱等参数的调整，观察 ODI 统计指标及风险暴露程度的变化。当前分析表明，在续采工作面调控过程中，采高降低能够显著压低 ODI 均值及高分位统计量，这说明规划结果不仅能够被动进入后续评价环节，还能够主动支撑参数调控与局部优化。由此，规划阶段形成的空间对象不再是不可更改的静态结果，而是可围绕风险控制目标进一步优化的决策基础。</w:t>
+      </w:r>
+    </w:p>
+    <w:p>
+      <w:pPr>
+        <w:spacing w:after="40"/>
+        <w:ind w:firstLine="420"/>
+        <w:rPr>
+          <w:rFonts w:ascii="宋体" w:hAnsi="宋体" w:hint="eastAsia"/>
+          <w:lang w:eastAsia="zh-CN"/>
+        </w:rPr>
+      </w:pPr>
+      <w:r>
+        <w:rPr>
+          <w:rFonts w:ascii="宋体" w:hAnsi="宋体"/>
+          <w:lang w:eastAsia="zh-CN"/>
+        </w:rPr>
+        <w:t>在工程经济评价层面，规划与接续结果可继续进入收入、成本、风险联动成本和净现值分析过程，形成从月度净现金流到综合经济指标的闭环。当前样例虽然尚未形成真实矿井条件下的大样本经济对照结果，但已经建立了规划结果—接续组织—经济评价的传递逻辑，说明空间布局、风险约束与经济指标能够在统一链路内进行耦合。对于采区规划研究而言，这一点具有重要意义，因为它意味着规划结果不再只是局部几何解，而能够继续作为效益分析和方案比较的上游对象参与更长链条的工程决策。</w:t>
+      </w:r>
+    </w:p>
+    <w:p>
+      <w:pPr>
+        <w:spacing w:after="40"/>
+        <w:ind w:firstLine="420"/>
+        <w:rPr>
+          <w:rFonts w:ascii="宋体" w:hAnsi="宋体" w:hint="eastAsia"/>
+          <w:lang w:eastAsia="zh-CN"/>
+        </w:rPr>
+      </w:pPr>
+      <w:r>
+        <w:rPr>
+          <w:rFonts w:ascii="宋体" w:hAnsi="宋体"/>
+          <w:lang w:eastAsia="zh-CN"/>
+        </w:rPr>
+        <w:t>综上，研究区案例表明，本文提出的方法已经能够实现“采区边界与钻孔导入—连续参数场构建—多场景 ODI 风险组织—候选规划生成—采掘接续与工程经济评价传递”的连续运行过程。其核心价值不在于证明某一单独模块的局部性能，而在于说明边界、钻孔、参数场、风险场和规划对象之间已经形成可传递、可比较、可继续计算的统一对象链。需要同时说明的是，当前证据强度仍主要停留在样例级链路贯通层面，真实矿井条件</w:t>
+      </w:r>
+      <w:r>
+        <w:rPr>
+          <w:rFonts w:ascii="宋体" w:hAnsi="宋体"/>
+          <w:lang w:eastAsia="zh-CN"/>
+        </w:rPr>
+        <w:lastRenderedPageBreak/>
+        <w:t>下的优选结论仍需结合实矿案例、参数标定和基线对照进一步检验。即便如此，现有结果已经足以支撑本文关于“一体化方法链已形成、对象链已打通”的核心论点。</w:t>
+      </w:r>
+    </w:p>
+    <w:p>
+      <w:pPr>
+        <w:spacing w:before="120" w:after="60"/>
+        <w:rPr>
+          <w:lang w:eastAsia="zh-CN"/>
+        </w:rPr>
+      </w:pPr>
+      <w:r>
+        <w:rPr>
+          <w:rFonts w:ascii="黑体" w:eastAsia="黑体" w:hAnsi="黑体" w:hint="eastAsia"/>
+          <w:b/>
+          <w:sz w:val="26"/>
+          <w:lang w:eastAsia="zh-CN"/>
+        </w:rPr>
+        <w:t>4</w:t>
+      </w:r>
+      <w:r>
+        <w:rPr>
+          <w:rFonts w:ascii="黑体" w:eastAsia="黑体" w:hAnsi="黑体"/>
+          <w:b/>
+          <w:sz w:val="26"/>
+          <w:lang w:eastAsia="zh-CN"/>
+        </w:rPr>
+        <w:t xml:space="preserve"> </w:t>
+      </w:r>
+      <w:r>
+        <w:rPr>
+          <w:rFonts w:ascii="黑体" w:eastAsia="黑体" w:hAnsi="黑体"/>
+          <w:b/>
+          <w:sz w:val="26"/>
+          <w:lang w:eastAsia="zh-CN"/>
+        </w:rPr>
+        <w:t>讨论</w:t>
+      </w:r>
+    </w:p>
+    <w:p>
+      <w:pPr>
+        <w:spacing w:before="120" w:after="60"/>
+        <w:rPr>
+          <w:lang w:eastAsia="zh-CN"/>
+        </w:rPr>
       </w:pPr>
       <w:r>
         <w:rPr>
@@ -7081,7 +7135,7 @@
           <w:sz w:val="22"/>
           <w:lang w:eastAsia="zh-CN"/>
         </w:rPr>
-        <w:t>3</w:t>
+        <w:t>4</w:t>
       </w:r>
       <w:r>
         <w:rPr>
@@ -7090,144 +7144,7 @@
           <w:sz w:val="22"/>
           <w:lang w:eastAsia="zh-CN"/>
         </w:rPr>
-        <w:t>.3 规划结果向采掘接续与工程经济评价的传递</w:t>
-      </w:r>
-    </w:p>
-    <w:p>
-      <w:pPr>
-        <w:spacing w:after="40"/>
-        <w:ind w:firstLine="420"/>
-        <w:rPr>
-          <w:rFonts w:ascii="宋体" w:hAnsi="宋体"/>
-          <w:lang w:eastAsia="zh-CN"/>
-        </w:rPr>
-      </w:pPr>
-      <w:r>
-        <w:rPr>
-          <w:rFonts w:ascii="宋体" w:hAnsi="宋体"/>
-          <w:lang w:eastAsia="zh-CN"/>
-        </w:rPr>
-        <w:t>本文方法的重要特点之一，在于不把采区规划的几何布局视为终点，而是强调规划结果在采掘接续和工程经济评价环节中的持续传递。传统流程中，规划、接续与经济分析往往属于相互割裂的阶段性工作，空间布局结果需要经过人工转抄、再次建模或经验解释后才能进入下游环节，既增加重复劳动，也削弱了中间结果的可复用性。研究区样例表明，本文生成的工作面和巷道对象已经能够继续进入接续分析和经济评价过程，从而形成由空间对象到生产组织对象的连续传递链。</w:t>
-      </w:r>
-    </w:p>
-    <w:p>
-      <w:pPr>
-        <w:spacing w:after="40"/>
-        <w:ind w:firstLine="420"/>
-        <w:rPr>
-          <w:rFonts w:ascii="宋体" w:hAnsi="宋体"/>
-          <w:lang w:eastAsia="zh-CN"/>
-        </w:rPr>
-      </w:pPr>
-      <w:r>
-        <w:rPr>
-          <w:rFonts w:ascii="宋体" w:hAnsi="宋体"/>
-          <w:lang w:eastAsia="zh-CN"/>
-        </w:rPr>
-        <w:t>在采掘接续层面，规划阶段形成的工作面边界、巷道结构和推进关系可进一步映射为接续任务对象，并围绕产量、风险和工期构建候选接续方案。当前样例结果已经给出了由采区规划空间结果向采掘接续空间结果的传递路径，说明规划阶段形成的对象并不是静态终点，而是后续组织与评价的上游输入。相较于只在规划模块内停留的方案结果，这种“对象可传递、链路可延伸”的特征更符合工程实际中由布局设计向组织实施逐步推进的决策过程。对于论文论证而言，这一部分支撑了本文“规划—接续”一体化方法链的核心命题。</w:t>
-      </w:r>
-    </w:p>
-    <w:p>
-      <w:pPr>
-        <w:spacing w:after="40"/>
-        <w:ind w:firstLine="420"/>
-        <w:rPr>
-          <w:rFonts w:ascii="宋体" w:hAnsi="宋体"/>
-          <w:lang w:eastAsia="zh-CN"/>
-        </w:rPr>
-      </w:pPr>
-      <w:r>
-        <w:rPr>
-          <w:rFonts w:ascii="宋体" w:hAnsi="宋体"/>
-          <w:lang w:eastAsia="zh-CN"/>
-        </w:rPr>
-        <w:t>在调控层面，规划结果还可进一步转化为工作面级控制变量，并通过采高、工作面宽度或区段煤柱等参数的调整，观察 ODI 统计指标及风险暴露程度的变化。当前分析表明，在续采工作面调控过程中，采高降低能够显著压低 ODI 均值及高分位统计量，这说明规划结果不仅能够被动进入后续评价环节，还能够主动支撑参数调控与局部优化。由此，规划阶段形成的空间对象不再是不可更改的静态结果，而是可围绕风险控制目标进一步优化的决策基础。</w:t>
-      </w:r>
-    </w:p>
-    <w:p>
-      <w:pPr>
-        <w:spacing w:after="40"/>
-        <w:ind w:firstLine="420"/>
-        <w:rPr>
-          <w:rFonts w:ascii="宋体" w:hAnsi="宋体"/>
-          <w:lang w:eastAsia="zh-CN"/>
-        </w:rPr>
-      </w:pPr>
-      <w:r>
-        <w:rPr>
-          <w:rFonts w:ascii="宋体" w:hAnsi="宋体"/>
-          <w:lang w:eastAsia="zh-CN"/>
-        </w:rPr>
-        <w:t>在工程经济评价层面，规划与接续结果可继续进入收入、成本、风险联动成本和净现值分析过程，形成从月度净现金流到综合经济指标的闭环。当前样例虽然尚未形成真实矿井条件下的大样本经济对照结果，但已经建立了规划结果—接续组织—经济评价的传递逻辑，说明空间布局、风险约束与经济指标能够在统一链路内进行耦合。对于采区规划研究而言，这一点具有重要意义，因为它意味着规划结果不再只是局部几何解，而能够继续作为效益分析和方案比较的上游对象参与更长链条的工程决策。</w:t>
-      </w:r>
-    </w:p>
-    <w:p>
-      <w:pPr>
-        <w:spacing w:after="40"/>
-        <w:ind w:firstLine="420"/>
-        <w:rPr>
-          <w:rFonts w:ascii="宋体" w:hAnsi="宋体"/>
-          <w:lang w:eastAsia="zh-CN"/>
-        </w:rPr>
-      </w:pPr>
-      <w:r>
-        <w:rPr>
-          <w:rFonts w:ascii="宋体" w:hAnsi="宋体"/>
-          <w:lang w:eastAsia="zh-CN"/>
-        </w:rPr>
-        <w:t>综上，研究区案例表明，本文提出的方法已经能够实现“采区边界与钻孔导入—连续参数场构建—多场景 ODI 风险组织—候选规划生成—采掘接续与工程经济评价传递”的连续运行过程。其核心价值不在于证明某一单独模块的局部性能，而在于说明边界、钻孔、参数场、风险场和规划对象之间已经形成可传递、可比较、可继续计算的统一对象链。需要同时说明的是，当前证据强度仍主要停留在样例级链路贯通层面，真实矿井条件下的优选结论仍需结合实矿案例、参数标定和基线对照进一步检验。即便如此，现有结果已经足以支撑本文关于“一体化方法链已形成、对象链已打通”的核心论点。</w:t>
-      </w:r>
-    </w:p>
-    <w:p>
-      <w:pPr>
-        <w:spacing w:before="120" w:after="60"/>
-        <w:rPr>
-          <w:lang w:eastAsia="zh-CN"/>
-        </w:rPr>
-      </w:pPr>
-      <w:r>
-        <w:rPr>
-          <w:rFonts w:ascii="黑体" w:eastAsia="黑体" w:hAnsi="黑体" w:hint="eastAsia"/>
-          <w:b/>
-          <w:sz w:val="26"/>
-          <w:lang w:eastAsia="zh-CN"/>
-        </w:rPr>
-        <w:t>4</w:t>
-      </w:r>
-      <w:r>
-        <w:rPr>
-          <w:rFonts w:ascii="黑体" w:eastAsia="黑体" w:hAnsi="黑体"/>
-          <w:b/>
-          <w:sz w:val="26"/>
-          <w:lang w:eastAsia="zh-CN"/>
-        </w:rPr>
-        <w:t xml:space="preserve"> </w:t>
-      </w:r>
-      <w:r>
-        <w:rPr>
-          <w:rFonts w:ascii="黑体" w:eastAsia="黑体" w:hAnsi="黑体"/>
-          <w:b/>
-          <w:sz w:val="26"/>
-          <w:lang w:eastAsia="zh-CN"/>
-        </w:rPr>
-        <w:t>讨论</w:t>
-      </w:r>
-    </w:p>
-    <w:p>
-      <w:pPr>
-        <w:spacing w:before="120" w:after="60"/>
-        <w:rPr>
-          <w:lang w:eastAsia="zh-CN"/>
-        </w:rPr>
-      </w:pPr>
-      <w:r>
-        <w:rPr>
-          <w:rFonts w:ascii="宋体" w:hAnsi="宋体" w:hint="eastAsia"/>
-          <w:b/>
-          <w:sz w:val="22"/>
-          <w:lang w:eastAsia="zh-CN"/>
-        </w:rPr>
-        <w:t>4</w:t>
+        <w:t xml:space="preserve">.1 </w:t>
       </w:r>
       <w:r>
         <w:rPr>
@@ -7236,15 +7153,6 @@
           <w:sz w:val="22"/>
           <w:lang w:eastAsia="zh-CN"/>
         </w:rPr>
-        <w:t xml:space="preserve">.1 </w:t>
-      </w:r>
-      <w:r>
-        <w:rPr>
-          <w:rFonts w:ascii="宋体" w:hAnsi="宋体"/>
-          <w:b/>
-          <w:sz w:val="22"/>
-          <w:lang w:eastAsia="zh-CN"/>
-        </w:rPr>
         <w:t>ODI 前置约束对采区规划的作用</w:t>
       </w:r>
     </w:p>
@@ -7279,7 +7187,6 @@
           <w:rFonts w:ascii="宋体" w:hAnsi="宋体" w:hint="eastAsia"/>
           <w:lang w:eastAsia="zh-CN"/>
         </w:rPr>
-        <w:lastRenderedPageBreak/>
         <w:t>从研究区样例结果看，ODI 的引入并不是简单增加了一个风险展示图层，而是改变了候选方案的生成逻辑。高扰动敏感区域在候选池构建阶段即可被识别，并通过阈值约束、统计排序或权重惩罚等方式降低其进入优选结果的概率；相对低扰动区域则更容易进入后续比选过程。这样一来，规划方案的差异不再仅体现在几何覆盖率或资源回收水平上，而能够同时体现不同方案在风险暴露程度上的差别。对于采区规划这类受多重约束共同作用的前端决策问题而言，这种“风险前置”机制有助于提高方案比选的统一性和工程解释性。</w:t>
       </w:r>
     </w:p>
@@ -7288,7 +7195,7 @@
         <w:spacing w:after="40"/>
         <w:ind w:firstLine="420"/>
         <w:rPr>
-          <w:rFonts w:ascii="宋体" w:hAnsi="宋体"/>
+          <w:rFonts w:ascii="宋体" w:hAnsi="宋体" w:hint="eastAsia"/>
           <w:lang w:eastAsia="zh-CN"/>
         </w:rPr>
       </w:pPr>
@@ -7361,7 +7268,7 @@
         <w:spacing w:after="40"/>
         <w:ind w:firstLine="420"/>
         <w:rPr>
-          <w:rFonts w:ascii="宋体" w:hAnsi="宋体"/>
+          <w:rFonts w:ascii="宋体" w:hAnsi="宋体" w:hint="eastAsia"/>
           <w:lang w:eastAsia="zh-CN"/>
         </w:rPr>
       </w:pPr>
@@ -7378,7 +7285,7 @@
         <w:spacing w:after="40"/>
         <w:ind w:firstLine="420"/>
         <w:rPr>
-          <w:rFonts w:ascii="宋体" w:hAnsi="宋体"/>
+          <w:rFonts w:ascii="宋体" w:hAnsi="宋体" w:hint="eastAsia"/>
           <w:lang w:eastAsia="zh-CN"/>
         </w:rPr>
       </w:pPr>
@@ -7447,16 +7354,24 @@
         <w:spacing w:after="40"/>
         <w:ind w:firstLine="420"/>
         <w:rPr>
+          <w:rFonts w:ascii="宋体" w:hAnsi="宋体" w:hint="eastAsia"/>
+          <w:lang w:eastAsia="zh-CN"/>
+        </w:rPr>
+      </w:pPr>
+      <w:r>
+        <w:rPr>
           <w:rFonts w:ascii="宋体" w:hAnsi="宋体"/>
           <w:lang w:eastAsia="zh-CN"/>
         </w:rPr>
-      </w:pPr>
+        <w:t>需要指出的是，本文当前结果主要证明了所提方法在样例条件下的链路贯通能力，即能够实现采区边界、钻孔样点、连续参数场、ODI 风险场和结构化规划对象之间的连续组织与传递。现有结果表明，该方法已能够形成3个工作面和11条巷道的规划结果，并继续进入采掘接续与工程经济评价环节，说明其在方法链和对象</w:t>
+      </w:r>
       <w:r>
         <w:rPr>
           <w:rFonts w:ascii="宋体" w:hAnsi="宋体"/>
           <w:lang w:eastAsia="zh-CN"/>
         </w:rPr>
-        <w:t>需要指出的是，本文当前结果主要证明了所提方法在样例条件下的链路贯通能力，即能够实现采区边界、钻孔样点、连续参数场、ODI 风险场和结构化规划对象之间的连续组织与传递。现有结果表明，该方法已能够形成3个工作面和11条巷道的规划结果，并继续进入采掘接续与工程经济评价环节，说明其在方法链和对象链层面具有较好的完整性。对于采区规划研究而言，这种完整性本身具有重要意义，因为它表明规划结果不再是单一阶段的终点，而是可继续参与后续决策的上游对象。</w:t>
+        <w:lastRenderedPageBreak/>
+        <w:t>链层面具有较好的完整性。对于采区规划研究而言，这种完整性本身具有重要意义，因为它表明规划结果不再是单一阶段的终点，而是可继续参与后续决策的上游对象。</w:t>
       </w:r>
     </w:p>
     <w:p>
@@ -7464,7 +7379,7 @@
         <w:spacing w:after="40"/>
         <w:ind w:firstLine="420"/>
         <w:rPr>
-          <w:rFonts w:ascii="宋体" w:hAnsi="宋体"/>
+          <w:rFonts w:ascii="宋体" w:hAnsi="宋体" w:hint="eastAsia"/>
           <w:lang w:eastAsia="zh-CN"/>
         </w:rPr>
       </w:pPr>
@@ -7481,7 +7396,7 @@
         <w:spacing w:after="40"/>
         <w:ind w:firstLine="420"/>
         <w:rPr>
-          <w:rFonts w:ascii="宋体" w:hAnsi="宋体"/>
+          <w:rFonts w:ascii="宋体" w:hAnsi="宋体" w:hint="eastAsia"/>
           <w:lang w:eastAsia="zh-CN"/>
         </w:rPr>
       </w:pPr>
@@ -7507,7 +7422,6 @@
           <w:sz w:val="26"/>
           <w:lang w:eastAsia="zh-CN"/>
         </w:rPr>
-        <w:lastRenderedPageBreak/>
         <w:t>5</w:t>
       </w:r>
       <w:r>
@@ -7534,7 +7448,7 @@
         <w:spacing w:after="40"/>
         <w:ind w:firstLine="420"/>
         <w:rPr>
-          <w:rFonts w:ascii="宋体" w:hAnsi="宋体"/>
+          <w:rFonts w:ascii="宋体" w:hAnsi="宋体" w:hint="eastAsia"/>
           <w:lang w:eastAsia="zh-CN"/>
         </w:rPr>
       </w:pPr>
@@ -7551,7 +7465,7 @@
         <w:spacing w:after="40"/>
         <w:ind w:firstLine="420"/>
         <w:rPr>
-          <w:rFonts w:ascii="宋体" w:hAnsi="宋体"/>
+          <w:rFonts w:ascii="宋体" w:hAnsi="宋体" w:hint="eastAsia"/>
           <w:lang w:eastAsia="zh-CN"/>
         </w:rPr>
       </w:pPr>
@@ -7568,7 +7482,7 @@
         <w:spacing w:after="40"/>
         <w:ind w:firstLine="420"/>
         <w:rPr>
-          <w:rFonts w:ascii="宋体" w:hAnsi="宋体"/>
+          <w:rFonts w:ascii="宋体" w:hAnsi="宋体" w:hint="eastAsia"/>
           <w:lang w:eastAsia="zh-CN"/>
         </w:rPr>
       </w:pPr>
@@ -7585,7 +7499,7 @@
         <w:spacing w:after="40"/>
         <w:ind w:firstLine="420"/>
         <w:rPr>
-          <w:rFonts w:ascii="宋体" w:hAnsi="宋体"/>
+          <w:rFonts w:ascii="宋体" w:hAnsi="宋体" w:hint="eastAsia"/>
           <w:lang w:eastAsia="zh-CN"/>
         </w:rPr>
       </w:pPr>
@@ -7601,7 +7515,6 @@
       <w:pPr>
         <w:spacing w:before="120" w:after="60"/>
       </w:pPr>
-      <w:proofErr w:type="spellStart"/>
       <w:r>
         <w:rPr>
           <w:rFonts w:ascii="黑体" w:eastAsia="黑体" w:hAnsi="黑体"/>
@@ -7610,7 +7523,6 @@
         </w:rPr>
         <w:t>参考文献</w:t>
       </w:r>
-      <w:proofErr w:type="spellEnd"/>
     </w:p>
     <w:p>
       <w:pPr>
@@ -7714,6 +7626,7 @@
           <w:rFonts w:ascii="宋体" w:hAnsi="宋体"/>
           <w:sz w:val="18"/>
         </w:rPr>
+        <w:lastRenderedPageBreak/>
         <w:t>[7] ZHANG Jie, WANG Li, YANG Tao, et al. Study on overburden failure characteristics and ground pressure behavior in shallow coal seam mining underneath the gully[J]. Frontiers in Earth Science, 2024, 12. DOI: 10.3389/feart.2024.1375979.</w:t>
       </w:r>
     </w:p>
@@ -7804,7 +7717,6 @@
           <w:rFonts w:ascii="宋体" w:hAnsi="宋体"/>
           <w:sz w:val="18"/>
         </w:rPr>
-        <w:lastRenderedPageBreak/>
         <w:t>[13] GU Xiaowei, WANG Xunhong, LIU Zaobao, et al. A multi-objective optimization model using improved NSGA-II for optimizing metal mines production process[J]. IEEE Access, 2020, 8: 28847-28858. DOI: 10.1109/access.2020.2972018.</w:t>
       </w:r>
     </w:p>
@@ -8009,6 +7921,7 @@
           <w:rFonts w:ascii="宋体" w:hAnsi="宋体"/>
           <w:sz w:val="18"/>
         </w:rPr>
+        <w:lastRenderedPageBreak/>
         <w:t>Heidelberg: Springer, 1983: 7-40. DOI: 10.1007/978-3-642-81923-0_2.</w:t>
       </w:r>
     </w:p>
@@ -8021,6 +7934,56 @@
     </w:sectPr>
   </w:body>
 </w:document>
+</file>
+
+<file path=word/endnotes.xml><?xml version="1.0" encoding="utf-8"?>
+<w:endnotes xmlns:wpc="http://schemas.microsoft.com/office/word/2010/wordprocessingCanvas" xmlns:cx="http://schemas.microsoft.com/office/drawing/2014/chartex" xmlns:cx1="http://schemas.microsoft.com/office/drawing/2015/9/8/chartex" xmlns:cx2="http://schemas.microsoft.com/office/drawing/2015/10/21/chartex" xmlns:cx3="http://schemas.microsoft.com/office/drawing/2016/5/9/chartex" xmlns:cx4="http://schemas.microsoft.com/office/drawing/2016/5/10/chartex" xmlns:cx5="http://schemas.microsoft.com/office/drawing/2016/5/11/chartex" xmlns:cx6="http://schemas.microsoft.com/office/drawing/2016/5/12/chartex" xmlns:cx7="http://schemas.microsoft.com/office/drawing/2016/5/13/chartex" xmlns:cx8="http://schemas.microsoft.com/office/drawing/2016/5/14/chartex" xmlns:mc="http://schemas.openxmlformats.org/markup-compatibility/2006" xmlns:aink="http://schemas.microsoft.com/office/drawing/2016/ink" xmlns:am3d="http://schemas.microsoft.com/office/drawing/2017/model3d" xmlns:o="urn:schemas-microsoft-com:office:office" xmlns:oel="http://schemas.microsoft.com/office/2019/extlst" xmlns:r="http://schemas.openxmlformats.org/officeDocument/2006/relationships" xmlns:m="http://schemas.openxmlformats.org/officeDocument/2006/math" xmlns:v="urn:schemas-microsoft-com:vml" xmlns:wp14="http://schemas.microsoft.com/office/word/2010/wordprocessingDrawing" xmlns:wp="http://schemas.openxmlformats.org/drawingml/2006/wordprocessingDrawing" xmlns:w10="urn:schemas-microsoft-com:office:word" xmlns:w="http://schemas.openxmlformats.org/wordprocessingml/2006/main" xmlns:w14="http://schemas.microsoft.com/office/word/2010/wordml" xmlns:w15="http://schemas.microsoft.com/office/word/2012/wordml" xmlns:w16cex="http://schemas.microsoft.com/office/word/2018/wordml/cex" xmlns:w16cid="http://schemas.microsoft.com/office/word/2016/wordml/cid" xmlns:w16="http://schemas.microsoft.com/office/word/2018/wordml" xmlns:w16du="http://schemas.microsoft.com/office/word/2023/wordml/word16du" xmlns:w16sdtdh="http://schemas.microsoft.com/office/word/2020/wordml/sdtdatahash" xmlns:w16sdtfl="http://schemas.microsoft.com/office/word/2024/wordml/sdtformatlock" xmlns:w16se="http://schemas.microsoft.com/office/word/2015/wordml/symex" xmlns:wpg="http://schemas.microsoft.com/office/word/2010/wordprocessingGroup" xmlns:wpi="http://schemas.microsoft.com/office/word/2010/wordprocessingInk" xmlns:wne="http://schemas.microsoft.com/office/word/2006/wordml" xmlns:wps="http://schemas.microsoft.com/office/word/2010/wordprocessingShape" mc:Ignorable="w14 w15 w16se w16cid w16 w16cex w16sdtdh w16sdtfl w16du wp14">
+  <w:endnote w:type="separator" w:id="-1">
+    <w:p>
+      <w:pPr>
+        <w:spacing w:after="0" w:line="240" w:lineRule="auto"/>
+      </w:pPr>
+      <w:r>
+        <w:separator/>
+      </w:r>
+    </w:p>
+  </w:endnote>
+  <w:endnote w:type="continuationSeparator" w:id="0">
+    <w:p>
+      <w:pPr>
+        <w:spacing w:after="0" w:line="240" w:lineRule="auto"/>
+      </w:pPr>
+      <w:r>
+        <w:continuationSeparator/>
+      </w:r>
+    </w:p>
+  </w:endnote>
+</w:endnotes>
+</file>
+
+<file path=word/footnotes.xml><?xml version="1.0" encoding="utf-8"?>
+<w:footnotes xmlns:wpc="http://schemas.microsoft.com/office/word/2010/wordprocessingCanvas" xmlns:cx="http://schemas.microsoft.com/office/drawing/2014/chartex" xmlns:cx1="http://schemas.microsoft.com/office/drawing/2015/9/8/chartex" xmlns:cx2="http://schemas.microsoft.com/office/drawing/2015/10/21/chartex" xmlns:cx3="http://schemas.microsoft.com/office/drawing/2016/5/9/chartex" xmlns:cx4="http://schemas.microsoft.com/office/drawing/2016/5/10/chartex" xmlns:cx5="http://schemas.microsoft.com/office/drawing/2016/5/11/chartex" xmlns:cx6="http://schemas.microsoft.com/office/drawing/2016/5/12/chartex" xmlns:cx7="http://schemas.microsoft.com/office/drawing/2016/5/13/chartex" xmlns:cx8="http://schemas.microsoft.com/office/drawing/2016/5/14/chartex" xmlns:mc="http://schemas.openxmlformats.org/markup-compatibility/2006" xmlns:aink="http://schemas.microsoft.com/office/drawing/2016/ink" xmlns:am3d="http://schemas.microsoft.com/office/drawing/2017/model3d" xmlns:o="urn:schemas-microsoft-com:office:office" xmlns:oel="http://schemas.microsoft.com/office/2019/extlst" xmlns:r="http://schemas.openxmlformats.org/officeDocument/2006/relationships" xmlns:m="http://schemas.openxmlformats.org/officeDocument/2006/math" xmlns:v="urn:schemas-microsoft-com:vml" xmlns:wp14="http://schemas.microsoft.com/office/word/2010/wordprocessingDrawing" xmlns:wp="http://schemas.openxmlformats.org/drawingml/2006/wordprocessingDrawing" xmlns:w10="urn:schemas-microsoft-com:office:word" xmlns:w="http://schemas.openxmlformats.org/wordprocessingml/2006/main" xmlns:w14="http://schemas.microsoft.com/office/word/2010/wordml" xmlns:w15="http://schemas.microsoft.com/office/word/2012/wordml" xmlns:w16cex="http://schemas.microsoft.com/office/word/2018/wordml/cex" xmlns:w16cid="http://schemas.microsoft.com/office/word/2016/wordml/cid" xmlns:w16="http://schemas.microsoft.com/office/word/2018/wordml" xmlns:w16du="http://schemas.microsoft.com/office/word/2023/wordml/word16du" xmlns:w16sdtdh="http://schemas.microsoft.com/office/word/2020/wordml/sdtdatahash" xmlns:w16sdtfl="http://schemas.microsoft.com/office/word/2024/wordml/sdtformatlock" xmlns:w16se="http://schemas.microsoft.com/office/word/2015/wordml/symex" xmlns:wpg="http://schemas.microsoft.com/office/word/2010/wordprocessingGroup" xmlns:wpi="http://schemas.microsoft.com/office/word/2010/wordprocessingInk" xmlns:wne="http://schemas.microsoft.com/office/word/2006/wordml" xmlns:wps="http://schemas.microsoft.com/office/word/2010/wordprocessingShape" mc:Ignorable="w14 w15 w16se w16cid w16 w16cex w16sdtdh w16sdtfl w16du wp14">
+  <w:footnote w:type="separator" w:id="-1">
+    <w:p>
+      <w:pPr>
+        <w:spacing w:after="0" w:line="240" w:lineRule="auto"/>
+      </w:pPr>
+      <w:r>
+        <w:separator/>
+      </w:r>
+    </w:p>
+  </w:footnote>
+  <w:footnote w:type="continuationSeparator" w:id="0">
+    <w:p>
+      <w:pPr>
+        <w:spacing w:after="0" w:line="240" w:lineRule="auto"/>
+      </w:pPr>
+      <w:r>
+        <w:continuationSeparator/>
+      </w:r>
+    </w:p>
+  </w:footnote>
+</w:footnotes>
 </file>
 
 <file path=word/numbering.xml><?xml version="1.0" encoding="utf-8"?>
@@ -8833,6 +8796,7 @@
   <w:style w:type="character" w:default="1" w:styleId="a2">
     <w:name w:val="Default Paragraph Font"/>
     <w:uiPriority w:val="1"/>
+    <w:semiHidden/>
     <w:unhideWhenUsed/>
   </w:style>
   <w:style w:type="table" w:default="1" w:styleId="a3">
